--- a/input/sample.docx
+++ b/input/sample.docx
@@ -22,6 +22,9 @@
       <w:r>
         <w:t>Climate research has grown rapidly [1]. Related work is also relevant [2] and [3]. See this very important [2] point restated.</w:t>
       </w:r>
+      <w:r>
+        <w:footnoteReference w:id="1"/>
+      </w:r>
     </w:p>
     <w:p>
       <w:pPr>
@@ -44,7 +47,7 @@
       <w:r>
         <w:t xml:space="preserve"> Additional note [8].</w:t>
       </w:r>
-      <w:hyperlink r:id="rId9">
+      <w:hyperlink r:id="rId10">
         <w:r>
           <w:t> (external resource)</w:t>
         </w:r>
@@ -153,6 +156,35 @@
     </w:sectPr>
   </w:body>
 </w:document>
+</file>
+
+<file path=word/footnotes.xml><?xml version="1.0" encoding="utf-8"?>
+<w:footnotes xmlns:w="http://schemas.openxmlformats.org/wordprocessingml/2006/main" xmlns:r="http://schemas.openxmlformats.org/officeDocument/2006/relationships">
+  <w:footnote w:type="separator" w:id="-1">
+    <w:p>
+      <w:r>
+        <w:separator/>
+      </w:r>
+    </w:p>
+  </w:footnote>
+  <w:footnote w:type="continuationSeparator" w:id="0">
+    <w:p>
+      <w:r>
+        <w:continuationSeparator/>
+      </w:r>
+    </w:p>
+  </w:footnote>
+  <w:footnote w:id="1">
+    <w:p>
+      <w:r>
+        <w:footnoteRef/>
+      </w:r>
+      <w:r>
+        <w:t>This footnote already existed in the source document.</w:t>
+      </w:r>
+    </w:p>
+  </w:footnote>
+</w:footnotes>
 </file>
 
 <file path=word/numbering.xml><?xml version="1.0" encoding="utf-8"?>
